--- a/Formatos_Cruce/cambio de nombre efectivo.docx
+++ b/Formatos_Cruce/cambio de nombre efectivo.docx
@@ -13,6 +13,7 @@
           <w:lang w:val="es-CO" w:eastAsia="en-US"/>
         </w:rPr>
       </w:pPr>
+      <w:bookmarkStart w:id="0" w:name="_Hlk224809843"/>
       <w:r>
         <w:rPr>
           <w:rFonts w:ascii="Arial" w:eastAsia="Calibri" w:hAnsi="Arial" w:cs="Arial"/>
@@ -68,6 +69,7 @@
           <w:lang w:val="es-CO" w:eastAsia="en-US"/>
         </w:rPr>
       </w:pPr>
+      <w:bookmarkStart w:id="1" w:name="_Hlk224807248"/>
       <w:r>
         <w:rPr>
           <w:rFonts w:ascii="Arial" w:eastAsia="Calibri" w:hAnsi="Arial" w:cs="Arial"/>
@@ -88,7 +90,30 @@
           <w:rFonts w:ascii="Arial" w:eastAsia="Calibri" w:hAnsi="Arial" w:cs="Arial"/>
           <w:lang w:val="es-CO" w:eastAsia="en-US"/>
         </w:rPr>
-        <w:t>{{nombre}} {{apellido}}</w:t>
+        <w:t>{{</w:t>
+      </w:r>
+      <w:proofErr w:type="spellStart"/>
+      <w:r>
+        <w:rPr>
+          <w:rFonts w:ascii="Arial" w:eastAsia="Calibri" w:hAnsi="Arial" w:cs="Arial"/>
+          <w:lang w:val="es-CO" w:eastAsia="en-US"/>
+        </w:rPr>
+        <w:t>nombre</w:t>
+      </w:r>
+      <w:r>
+        <w:rPr>
+          <w:rFonts w:ascii="Arial" w:eastAsia="Calibri" w:hAnsi="Arial" w:cs="Arial"/>
+          <w:lang w:val="es-CO" w:eastAsia="en-US"/>
+        </w:rPr>
+        <w:t>_radicado</w:t>
+      </w:r>
+      <w:proofErr w:type="spellEnd"/>
+      <w:r>
+        <w:rPr>
+          <w:rFonts w:ascii="Arial" w:eastAsia="Calibri" w:hAnsi="Arial" w:cs="Arial"/>
+          <w:lang w:val="es-CO" w:eastAsia="en-US"/>
+        </w:rPr>
+        <w:t>}}</w:t>
       </w:r>
     </w:p>
     <w:p>
@@ -98,6 +123,7 @@
           <w:lang w:val="es-CO" w:eastAsia="en-US"/>
         </w:rPr>
       </w:pPr>
+      <w:bookmarkStart w:id="2" w:name="_Hlk224806971"/>
       <w:r>
         <w:rPr>
           <w:rFonts w:ascii="Arial" w:eastAsia="Calibri" w:hAnsi="Arial" w:cs="Arial"/>
@@ -120,6 +146,22 @@
           <w:lang w:val="es-CO" w:eastAsia="en-US"/>
         </w:rPr>
         <w:t>}}</w:t>
+      </w:r>
+    </w:p>
+    <w:bookmarkEnd w:id="2"/>
+    <w:p>
+      <w:pPr>
+        <w:rPr>
+          <w:rFonts w:ascii="Arial" w:eastAsia="Calibri" w:hAnsi="Arial" w:cs="Arial"/>
+          <w:lang w:val="es-CO" w:eastAsia="en-US"/>
+        </w:rPr>
+      </w:pPr>
+      <w:r>
+        <w:rPr>
+          <w:rFonts w:ascii="Arial" w:eastAsia="Calibri" w:hAnsi="Arial" w:cs="Arial"/>
+          <w:lang w:val="es-CO" w:eastAsia="en-US"/>
+        </w:rPr>
+        <w:t>{{correo}}</w:t>
       </w:r>
     </w:p>
     <w:p>
@@ -134,8 +176,33 @@
           <w:rFonts w:ascii="Arial" w:eastAsia="Calibri" w:hAnsi="Arial" w:cs="Arial"/>
           <w:lang w:val="es-CO" w:eastAsia="en-US"/>
         </w:rPr>
-        <w:t>{{correo}}</w:t>
-      </w:r>
+        <w:t xml:space="preserve">Teléfono: </w:t>
+      </w:r>
+      <w:bookmarkStart w:id="3" w:name="_Hlk224807382"/>
+      <w:r>
+        <w:rPr>
+          <w:rFonts w:ascii="Arial" w:eastAsia="Calibri" w:hAnsi="Arial" w:cs="Arial"/>
+          <w:lang w:val="es-CO" w:eastAsia="en-US"/>
+        </w:rPr>
+        <w:t>{{</w:t>
+      </w:r>
+      <w:proofErr w:type="spellStart"/>
+      <w:r>
+        <w:rPr>
+          <w:rFonts w:ascii="Arial" w:eastAsia="Calibri" w:hAnsi="Arial" w:cs="Arial"/>
+          <w:lang w:val="es-CO" w:eastAsia="en-US"/>
+        </w:rPr>
+        <w:t>telefono</w:t>
+      </w:r>
+      <w:proofErr w:type="spellEnd"/>
+      <w:r>
+        <w:rPr>
+          <w:rFonts w:ascii="Arial" w:eastAsia="Calibri" w:hAnsi="Arial" w:cs="Arial"/>
+          <w:lang w:val="es-CO" w:eastAsia="en-US"/>
+        </w:rPr>
+        <w:t>}}</w:t>
+      </w:r>
+      <w:bookmarkEnd w:id="3"/>
     </w:p>
     <w:p>
       <w:pPr>
@@ -149,30 +216,7 @@
           <w:rFonts w:ascii="Arial" w:eastAsia="Calibri" w:hAnsi="Arial" w:cs="Arial"/>
           <w:lang w:val="es-CO" w:eastAsia="en-US"/>
         </w:rPr>
-        <w:t xml:space="preserve">Teléfono: </w:t>
-      </w:r>
-      <w:r>
-        <w:rPr>
-          <w:rFonts w:ascii="Arial" w:eastAsia="Calibri" w:hAnsi="Arial" w:cs="Arial"/>
-          <w:lang w:val="es-CO" w:eastAsia="en-US"/>
-        </w:rPr>
-        <w:t>{{</w:t>
-      </w:r>
-      <w:proofErr w:type="spellStart"/>
-      <w:r>
-        <w:rPr>
-          <w:rFonts w:ascii="Arial" w:eastAsia="Calibri" w:hAnsi="Arial" w:cs="Arial"/>
-          <w:lang w:val="es-CO" w:eastAsia="en-US"/>
-        </w:rPr>
-        <w:t>telefono</w:t>
-      </w:r>
-      <w:proofErr w:type="spellEnd"/>
-      <w:r>
-        <w:rPr>
-          <w:rFonts w:ascii="Arial" w:eastAsia="Calibri" w:hAnsi="Arial" w:cs="Arial"/>
-          <w:lang w:val="es-CO" w:eastAsia="en-US"/>
-        </w:rPr>
-        <w:t>}}</w:t>
+        <w:t>Bogotá D.C.</w:t>
       </w:r>
     </w:p>
     <w:p>
@@ -182,21 +226,157 @@
           <w:lang w:val="es-CO" w:eastAsia="en-US"/>
         </w:rPr>
       </w:pPr>
-      <w:r>
-        <w:rPr>
-          <w:rFonts w:ascii="Arial" w:eastAsia="Calibri" w:hAnsi="Arial" w:cs="Arial"/>
-          <w:lang w:val="es-CO" w:eastAsia="en-US"/>
-        </w:rPr>
-        <w:t>Bogotá D.C.</w:t>
-      </w:r>
     </w:p>
     <w:p>
       <w:pPr>
-        <w:rPr>
-          <w:rFonts w:ascii="Arial" w:eastAsia="Calibri" w:hAnsi="Arial" w:cs="Arial"/>
-          <w:lang w:val="es-CO" w:eastAsia="en-US"/>
-        </w:rPr>
-      </w:pPr>
+        <w:spacing w:line="259" w:lineRule="auto"/>
+        <w:ind w:left="3828"/>
+        <w:rPr>
+          <w:rFonts w:ascii="Arial" w:eastAsia="Calibri" w:hAnsi="Arial" w:cs="Arial"/>
+          <w:lang w:val="es-CO" w:eastAsia="en-US"/>
+        </w:rPr>
+      </w:pPr>
+      <w:r>
+        <w:rPr>
+          <w:rFonts w:ascii="Arial" w:eastAsia="Calibri" w:hAnsi="Arial" w:cs="Arial"/>
+          <w:b/>
+          <w:bCs/>
+          <w:lang w:val="es-CO" w:eastAsia="en-US"/>
+        </w:rPr>
+        <w:t>Radicado:</w:t>
+      </w:r>
+      <w:r>
+        <w:rPr>
+          <w:rFonts w:ascii="Arial" w:eastAsia="Calibri" w:hAnsi="Arial" w:cs="Arial"/>
+          <w:lang w:val="es-CO" w:eastAsia="en-US"/>
+        </w:rPr>
+        <w:t xml:space="preserve"> </w:t>
+      </w:r>
+      <w:r>
+        <w:rPr>
+          <w:rFonts w:ascii="Arial" w:eastAsia="Calibri" w:hAnsi="Arial" w:cs="Arial"/>
+          <w:lang w:val="es-CO" w:eastAsia="en-US"/>
+        </w:rPr>
+        <w:fldChar w:fldCharType="begin"/>
+      </w:r>
+      <w:r>
+        <w:rPr>
+          <w:rFonts w:ascii="Arial" w:eastAsia="Calibri" w:hAnsi="Arial" w:cs="Arial"/>
+          <w:lang w:val="es-CO" w:eastAsia="en-US"/>
+        </w:rPr>
+        <w:instrText xml:space="preserve"> MERGEFIELD ENTRADA </w:instrText>
+      </w:r>
+      <w:r>
+        <w:rPr>
+          <w:rFonts w:ascii="Arial" w:eastAsia="Calibri" w:hAnsi="Arial" w:cs="Arial"/>
+          <w:lang w:val="es-CO" w:eastAsia="en-US"/>
+        </w:rPr>
+        <w:fldChar w:fldCharType="separate"/>
+      </w:r>
+      <w:r>
+        <w:rPr>
+          <w:rFonts w:ascii="Arial" w:eastAsia="Calibri" w:hAnsi="Arial" w:cs="Arial"/>
+          <w:noProof/>
+          <w:lang w:val="es-CO" w:eastAsia="en-US"/>
+        </w:rPr>
+        <w:t>{{</w:t>
+      </w:r>
+      <w:r>
+        <w:rPr>
+          <w:rFonts w:ascii="Arial" w:eastAsia="Calibri" w:hAnsi="Arial" w:cs="Arial"/>
+          <w:noProof/>
+          <w:lang w:val="es-CO" w:eastAsia="en-US"/>
+        </w:rPr>
+        <w:t>ENTRADA</w:t>
+      </w:r>
+      <w:r>
+        <w:rPr>
+          <w:rFonts w:ascii="Arial" w:eastAsia="Calibri" w:hAnsi="Arial" w:cs="Arial"/>
+          <w:noProof/>
+          <w:lang w:val="es-CO" w:eastAsia="en-US"/>
+        </w:rPr>
+        <w:t>}}</w:t>
+      </w:r>
+      <w:r>
+        <w:rPr>
+          <w:rFonts w:ascii="Arial" w:eastAsia="Calibri" w:hAnsi="Arial" w:cs="Arial"/>
+          <w:lang w:val="es-CO" w:eastAsia="en-US"/>
+        </w:rPr>
+        <w:fldChar w:fldCharType="end"/>
+      </w:r>
+      <w:r>
+        <w:rPr>
+          <w:rFonts w:ascii="Arial" w:eastAsia="Calibri" w:hAnsi="Arial" w:cs="Arial"/>
+          <w:lang w:val="es-CO" w:eastAsia="en-US"/>
+        </w:rPr>
+        <w:t xml:space="preserve"> del </w:t>
+      </w:r>
+      <w:r>
+        <w:rPr>
+          <w:rFonts w:ascii="Arial" w:eastAsia="Calibri" w:hAnsi="Arial" w:cs="Arial"/>
+          <w:lang w:val="es-CO" w:eastAsia="en-US"/>
+        </w:rPr>
+        <w:fldChar w:fldCharType="begin"/>
+      </w:r>
+      <w:r>
+        <w:rPr>
+          <w:rFonts w:ascii="Arial" w:eastAsia="Calibri" w:hAnsi="Arial" w:cs="Arial"/>
+          <w:lang w:val="es-CO" w:eastAsia="en-US"/>
+        </w:rPr>
+        <w:instrText xml:space="preserve"> MERGEFIELD fecha_de_radicado \@ "dd/MM/yy</w:instrText>
+      </w:r>
+      <w:r>
+        <w:rPr>
+          <w:rFonts w:ascii="Arial" w:eastAsia="Calibri" w:hAnsi="Arial" w:cs="Arial"/>
+          <w:lang w:val="es-CO" w:eastAsia="en-US"/>
+        </w:rPr>
+        <w:instrText>yy</w:instrText>
+      </w:r>
+      <w:r>
+        <w:rPr>
+          <w:rFonts w:ascii="Arial" w:eastAsia="Calibri" w:hAnsi="Arial" w:cs="Arial"/>
+          <w:lang w:val="es-CO" w:eastAsia="en-US"/>
+        </w:rPr>
+        <w:instrText>"</w:instrText>
+      </w:r>
+      <w:r>
+        <w:rPr>
+          <w:rFonts w:ascii="Arial" w:eastAsia="Calibri" w:hAnsi="Arial" w:cs="Arial"/>
+          <w:lang w:val="es-CO" w:eastAsia="en-US"/>
+        </w:rPr>
+        <w:fldChar w:fldCharType="separate"/>
+      </w:r>
+      <w:r>
+        <w:rPr>
+          <w:rFonts w:ascii="Arial" w:eastAsia="Calibri" w:hAnsi="Arial" w:cs="Arial"/>
+          <w:noProof/>
+          <w:lang w:val="es-CO" w:eastAsia="en-US"/>
+        </w:rPr>
+        <w:t>{{</w:t>
+      </w:r>
+      <w:r>
+        <w:rPr>
+          <w:rFonts w:ascii="Arial" w:eastAsia="Calibri" w:hAnsi="Arial" w:cs="Arial"/>
+          <w:noProof/>
+          <w:lang w:val="es-CO" w:eastAsia="en-US"/>
+        </w:rPr>
+        <w:t>fecha_de_radicado</w:t>
+      </w:r>
+      <w:r>
+        <w:rPr>
+          <w:rFonts w:ascii="Arial" w:eastAsia="Calibri" w:hAnsi="Arial" w:cs="Arial"/>
+          <w:noProof/>
+          <w:lang w:val="es-CO" w:eastAsia="en-US"/>
+        </w:rPr>
+        <w:t>}}</w:t>
+      </w:r>
+      <w:r>
+        <w:rPr>
+          <w:rFonts w:ascii="Arial" w:eastAsia="Calibri" w:hAnsi="Arial" w:cs="Arial"/>
+          <w:lang w:val="es-CO" w:eastAsia="en-US"/>
+        </w:rPr>
+        <w:fldChar w:fldCharType="end"/>
+      </w:r>
     </w:p>
     <w:p>
       <w:pPr>
@@ -214,7 +394,7 @@
           <w:bCs/>
           <w:lang w:val="es-CO" w:eastAsia="en-US"/>
         </w:rPr>
-        <w:t>Radicado:</w:t>
+        <w:t>Dirección predio:</w:t>
       </w:r>
       <w:r>
         <w:rPr>
@@ -235,7 +415,7 @@
           <w:rFonts w:ascii="Arial" w:eastAsia="Calibri" w:hAnsi="Arial" w:cs="Arial"/>
           <w:lang w:val="es-CO" w:eastAsia="en-US"/>
         </w:rPr>
-        <w:instrText xml:space="preserve"> MERGEFIELD ENTRADA </w:instrText>
+        <w:instrText xml:space="preserve"> MERGEFIELD calle_2 </w:instrText>
       </w:r>
       <w:r>
         <w:rPr>
@@ -258,7 +438,7 @@
           <w:noProof/>
           <w:lang w:val="es-CO" w:eastAsia="en-US"/>
         </w:rPr>
-        <w:t>ENTRADA</w:t>
+        <w:t>calle_2</w:t>
       </w:r>
       <w:r>
         <w:rPr>
@@ -280,73 +460,7 @@
           <w:rFonts w:ascii="Arial" w:eastAsia="Calibri" w:hAnsi="Arial" w:cs="Arial"/>
           <w:lang w:val="es-CO" w:eastAsia="en-US"/>
         </w:rPr>
-        <w:t xml:space="preserve"> del </w:t>
-      </w:r>
-      <w:r>
-        <w:rPr>
-          <w:rFonts w:ascii="Arial" w:eastAsia="Calibri" w:hAnsi="Arial" w:cs="Arial"/>
-          <w:lang w:val="es-CO" w:eastAsia="en-US"/>
-        </w:rPr>
-        <w:fldChar w:fldCharType="begin"/>
-      </w:r>
-      <w:r>
-        <w:rPr>
-          <w:rFonts w:ascii="Arial" w:eastAsia="Calibri" w:hAnsi="Arial" w:cs="Arial"/>
-          <w:lang w:val="es-CO" w:eastAsia="en-US"/>
-        </w:rPr>
-        <w:instrText xml:space="preserve"> MERGEFIELD fecha_de_radicado \@ "dd/MM/yy</w:instrText>
-      </w:r>
-      <w:r>
-        <w:rPr>
-          <w:rFonts w:ascii="Arial" w:eastAsia="Calibri" w:hAnsi="Arial" w:cs="Arial"/>
-          <w:lang w:val="es-CO" w:eastAsia="en-US"/>
-        </w:rPr>
-        <w:instrText>yy</w:instrText>
-      </w:r>
-      <w:r>
-        <w:rPr>
-          <w:rFonts w:ascii="Arial" w:eastAsia="Calibri" w:hAnsi="Arial" w:cs="Arial"/>
-          <w:lang w:val="es-CO" w:eastAsia="en-US"/>
-        </w:rPr>
-        <w:instrText>"</w:instrText>
-      </w:r>
-      <w:r>
-        <w:rPr>
-          <w:rFonts w:ascii="Arial" w:eastAsia="Calibri" w:hAnsi="Arial" w:cs="Arial"/>
-          <w:lang w:val="es-CO" w:eastAsia="en-US"/>
-        </w:rPr>
-        <w:fldChar w:fldCharType="separate"/>
-      </w:r>
-      <w:r>
-        <w:rPr>
-          <w:rFonts w:ascii="Arial" w:eastAsia="Calibri" w:hAnsi="Arial" w:cs="Arial"/>
-          <w:noProof/>
-          <w:lang w:val="es-CO" w:eastAsia="en-US"/>
-        </w:rPr>
-        <w:t>{{</w:t>
-      </w:r>
-      <w:r>
-        <w:rPr>
-          <w:rFonts w:ascii="Arial" w:eastAsia="Calibri" w:hAnsi="Arial" w:cs="Arial"/>
-          <w:noProof/>
-          <w:lang w:val="es-CO" w:eastAsia="en-US"/>
-        </w:rPr>
-        <w:t>fecha_de_radicado</w:t>
-      </w:r>
-      <w:r>
-        <w:rPr>
-          <w:rFonts w:ascii="Arial" w:eastAsia="Calibri" w:hAnsi="Arial" w:cs="Arial"/>
-          <w:noProof/>
-          <w:lang w:val="es-CO" w:eastAsia="en-US"/>
-        </w:rPr>
-        <w:t>}}</w:t>
-      </w:r>
-      <w:r>
-        <w:rPr>
-          <w:rFonts w:ascii="Arial" w:eastAsia="Calibri" w:hAnsi="Arial" w:cs="Arial"/>
-          <w:lang w:val="es-CO" w:eastAsia="en-US"/>
-        </w:rPr>
-        <w:fldChar w:fldCharType="end"/>
+        <w:t xml:space="preserve"> </w:t>
       </w:r>
     </w:p>
     <w:p>
@@ -365,7 +479,7 @@
           <w:bCs/>
           <w:lang w:val="es-CO" w:eastAsia="en-US"/>
         </w:rPr>
-        <w:t>Dirección predio:</w:t>
+        <w:t>Cuenta Contrato:</w:t>
       </w:r>
       <w:r>
         <w:rPr>
@@ -386,7 +500,7 @@
           <w:rFonts w:ascii="Arial" w:eastAsia="Calibri" w:hAnsi="Arial" w:cs="Arial"/>
           <w:lang w:val="es-CO" w:eastAsia="en-US"/>
         </w:rPr>
-        <w:instrText xml:space="preserve"> MERGEFIELD calle_2 </w:instrText>
+        <w:instrText xml:space="preserve"> MERGEFIELD Ctacontrato </w:instrText>
       </w:r>
       <w:r>
         <w:rPr>
@@ -409,7 +523,7 @@
           <w:noProof/>
           <w:lang w:val="es-CO" w:eastAsia="en-US"/>
         </w:rPr>
-        <w:t>calle_2</w:t>
+        <w:t>c</w:t>
       </w:r>
       <w:r>
         <w:rPr>
@@ -417,6 +531,30 @@
           <w:noProof/>
           <w:lang w:val="es-CO" w:eastAsia="en-US"/>
         </w:rPr>
+        <w:t>ta</w:t>
+      </w:r>
+      <w:r>
+        <w:rPr>
+          <w:rFonts w:ascii="Arial" w:eastAsia="Calibri" w:hAnsi="Arial" w:cs="Arial"/>
+          <w:noProof/>
+          <w:lang w:val="es-CO" w:eastAsia="en-US"/>
+        </w:rPr>
+        <w:t>_</w:t>
+      </w:r>
+      <w:r>
+        <w:rPr>
+          <w:rFonts w:ascii="Arial" w:eastAsia="Calibri" w:hAnsi="Arial" w:cs="Arial"/>
+          <w:noProof/>
+          <w:lang w:val="es-CO" w:eastAsia="en-US"/>
+        </w:rPr>
+        <w:t>contrato</w:t>
+      </w:r>
+      <w:r>
+        <w:rPr>
+          <w:rFonts w:ascii="Arial" w:eastAsia="Calibri" w:hAnsi="Arial" w:cs="Arial"/>
+          <w:noProof/>
+          <w:lang w:val="es-CO" w:eastAsia="en-US"/>
+        </w:rPr>
         <w:t>}}</w:t>
       </w:r>
       <w:r>
@@ -425,13 +563,6 @@
           <w:lang w:val="es-CO" w:eastAsia="en-US"/>
         </w:rPr>
         <w:fldChar w:fldCharType="end"/>
-      </w:r>
-      <w:r>
-        <w:rPr>
-          <w:rFonts w:ascii="Arial" w:eastAsia="Calibri" w:hAnsi="Arial" w:cs="Arial"/>
-          <w:lang w:val="es-CO" w:eastAsia="en-US"/>
-        </w:rPr>
-        <w:t xml:space="preserve"> </w:t>
       </w:r>
     </w:p>
     <w:p>
@@ -440,28 +571,25 @@
         <w:ind w:left="3828"/>
         <w:rPr>
           <w:rFonts w:ascii="Arial" w:eastAsia="Calibri" w:hAnsi="Arial" w:cs="Arial"/>
-          <w:lang w:val="es-CO" w:eastAsia="en-US"/>
-        </w:rPr>
-      </w:pPr>
-      <w:r>
-        <w:rPr>
-          <w:rFonts w:ascii="Arial" w:eastAsia="Calibri" w:hAnsi="Arial" w:cs="Arial"/>
           <w:b/>
           <w:bCs/>
           <w:lang w:val="es-CO" w:eastAsia="en-US"/>
         </w:rPr>
-        <w:t>Cuenta Contrato:</w:t>
-      </w:r>
-      <w:r>
-        <w:rPr>
-          <w:rFonts w:ascii="Arial" w:eastAsia="Calibri" w:hAnsi="Arial" w:cs="Arial"/>
-          <w:lang w:val="es-CO" w:eastAsia="en-US"/>
-        </w:rPr>
-        <w:t xml:space="preserve"> </w:t>
-      </w:r>
-      <w:r>
-        <w:rPr>
-          <w:rFonts w:ascii="Arial" w:eastAsia="Calibri" w:hAnsi="Arial" w:cs="Arial"/>
+      </w:pPr>
+      <w:r>
+        <w:rPr>
+          <w:rFonts w:ascii="Arial" w:eastAsia="Calibri" w:hAnsi="Arial" w:cs="Arial"/>
+          <w:b/>
+          <w:bCs/>
+          <w:lang w:val="es-CO" w:eastAsia="en-US"/>
+        </w:rPr>
+        <w:t>Cuenta interna:</w:t>
+      </w:r>
+      <w:r>
+        <w:rPr>
+          <w:rFonts w:ascii="Arial" w:eastAsia="Calibri" w:hAnsi="Arial" w:cs="Arial"/>
+          <w:b/>
+          <w:bCs/>
           <w:lang w:val="es-CO" w:eastAsia="en-US"/>
         </w:rPr>
         <w:fldChar w:fldCharType="begin"/>
@@ -469,13 +597,17 @@
       <w:r>
         <w:rPr>
           <w:rFonts w:ascii="Arial" w:eastAsia="Calibri" w:hAnsi="Arial" w:cs="Arial"/>
-          <w:lang w:val="es-CO" w:eastAsia="en-US"/>
-        </w:rPr>
-        <w:instrText xml:space="preserve"> MERGEFIELD Ctacontrato </w:instrText>
-      </w:r>
-      <w:r>
-        <w:rPr>
-          <w:rFonts w:ascii="Arial" w:eastAsia="Calibri" w:hAnsi="Arial" w:cs="Arial"/>
+          <w:b/>
+          <w:bCs/>
+          <w:lang w:val="es-CO" w:eastAsia="en-US"/>
+        </w:rPr>
+        <w:instrText xml:space="preserve"> MERGEFIELD cuenta_interna </w:instrText>
+      </w:r>
+      <w:r>
+        <w:rPr>
+          <w:rFonts w:ascii="Arial" w:eastAsia="Calibri" w:hAnsi="Arial" w:cs="Arial"/>
+          <w:b/>
+          <w:bCs/>
           <w:lang w:val="es-CO" w:eastAsia="en-US"/>
         </w:rPr>
         <w:fldChar w:fldCharType="separate"/>
@@ -483,6 +615,8 @@
       <w:r>
         <w:rPr>
           <w:rFonts w:ascii="Arial" w:eastAsia="Calibri" w:hAnsi="Arial" w:cs="Arial"/>
+          <w:b/>
+          <w:bCs/>
           <w:noProof/>
           <w:lang w:val="es-CO" w:eastAsia="en-US"/>
         </w:rPr>
@@ -491,104 +625,69 @@
       <w:r>
         <w:rPr>
           <w:rFonts w:ascii="Arial" w:eastAsia="Calibri" w:hAnsi="Arial" w:cs="Arial"/>
+          <w:b/>
+          <w:bCs/>
           <w:noProof/>
           <w:lang w:val="es-CO" w:eastAsia="en-US"/>
         </w:rPr>
-        <w:t>c</w:t>
-      </w:r>
-      <w:r>
-        <w:rPr>
-          <w:rFonts w:ascii="Arial" w:eastAsia="Calibri" w:hAnsi="Arial" w:cs="Arial"/>
+        <w:t>cuenta_interna</w:t>
+      </w:r>
+      <w:r>
+        <w:rPr>
+          <w:rFonts w:ascii="Arial" w:eastAsia="Calibri" w:hAnsi="Arial" w:cs="Arial"/>
+          <w:b/>
+          <w:bCs/>
           <w:noProof/>
           <w:lang w:val="es-CO" w:eastAsia="en-US"/>
         </w:rPr>
-        <w:t>ta</w:t>
-      </w:r>
-      <w:r>
-        <w:rPr>
-          <w:rFonts w:ascii="Arial" w:eastAsia="Calibri" w:hAnsi="Arial" w:cs="Arial"/>
-          <w:noProof/>
-          <w:lang w:val="es-CO" w:eastAsia="en-US"/>
-        </w:rPr>
-        <w:t>_</w:t>
-      </w:r>
-      <w:r>
-        <w:rPr>
-          <w:rFonts w:ascii="Arial" w:eastAsia="Calibri" w:hAnsi="Arial" w:cs="Arial"/>
-          <w:noProof/>
-          <w:lang w:val="es-CO" w:eastAsia="en-US"/>
-        </w:rPr>
-        <w:t>contrato</w:t>
-      </w:r>
-      <w:r>
-        <w:rPr>
-          <w:rFonts w:ascii="Arial" w:eastAsia="Calibri" w:hAnsi="Arial" w:cs="Arial"/>
-          <w:noProof/>
-          <w:lang w:val="es-CO" w:eastAsia="en-US"/>
-        </w:rPr>
         <w:t>}}</w:t>
       </w:r>
       <w:r>
         <w:rPr>
           <w:rFonts w:ascii="Arial" w:eastAsia="Calibri" w:hAnsi="Arial" w:cs="Arial"/>
+          <w:b/>
+          <w:bCs/>
           <w:lang w:val="es-CO" w:eastAsia="en-US"/>
         </w:rPr>
         <w:fldChar w:fldCharType="end"/>
       </w:r>
+    </w:p>
+    <w:bookmarkEnd w:id="0"/>
+    <w:p>
+      <w:pPr>
+        <w:spacing w:line="259" w:lineRule="auto"/>
+        <w:ind w:left="4253"/>
+        <w:rPr>
+          <w:rFonts w:ascii="Arial" w:eastAsia="Calibri" w:hAnsi="Arial" w:cs="Arial"/>
+          <w:b/>
+          <w:bCs/>
+          <w:lang w:val="es-CO" w:eastAsia="en-US"/>
+        </w:rPr>
+      </w:pPr>
     </w:p>
     <w:p>
       <w:pPr>
         <w:spacing w:line="259" w:lineRule="auto"/>
-        <w:ind w:left="3828"/>
-        <w:rPr>
-          <w:rFonts w:ascii="Arial" w:eastAsia="Calibri" w:hAnsi="Arial" w:cs="Arial"/>
-          <w:b/>
-          <w:bCs/>
-          <w:lang w:val="es-CO" w:eastAsia="en-US"/>
-        </w:rPr>
-      </w:pPr>
-      <w:r>
-        <w:rPr>
-          <w:rFonts w:ascii="Arial" w:eastAsia="Calibri" w:hAnsi="Arial" w:cs="Arial"/>
-          <w:b/>
-          <w:bCs/>
-          <w:lang w:val="es-CO" w:eastAsia="en-US"/>
-        </w:rPr>
-        <w:t>Cuenta interna:</w:t>
-      </w:r>
-      <w:r>
-        <w:rPr>
-          <w:rFonts w:ascii="Arial" w:eastAsia="Calibri" w:hAnsi="Arial" w:cs="Arial"/>
-          <w:b/>
-          <w:bCs/>
-          <w:lang w:val="es-CO" w:eastAsia="en-US"/>
-        </w:rPr>
-        <w:fldChar w:fldCharType="begin"/>
-      </w:r>
-      <w:r>
-        <w:rPr>
-          <w:rFonts w:ascii="Arial" w:eastAsia="Calibri" w:hAnsi="Arial" w:cs="Arial"/>
-          <w:b/>
-          <w:bCs/>
-          <w:lang w:val="es-CO" w:eastAsia="en-US"/>
-        </w:rPr>
-        <w:instrText xml:space="preserve"> MERGEFIELD cuenta_interna </w:instrText>
-      </w:r>
-      <w:r>
-        <w:rPr>
-          <w:rFonts w:ascii="Arial" w:eastAsia="Calibri" w:hAnsi="Arial" w:cs="Arial"/>
-          <w:b/>
-          <w:bCs/>
-          <w:lang w:val="es-CO" w:eastAsia="en-US"/>
-        </w:rPr>
-        <w:fldChar w:fldCharType="separate"/>
-      </w:r>
-      <w:r>
-        <w:rPr>
-          <w:rFonts w:ascii="Arial" w:eastAsia="Calibri" w:hAnsi="Arial" w:cs="Arial"/>
-          <w:b/>
-          <w:bCs/>
-          <w:noProof/>
+        <w:rPr>
+          <w:rFonts w:ascii="Arial" w:eastAsia="Calibri" w:hAnsi="Arial" w:cs="Arial"/>
+          <w:lang w:val="es-CO" w:eastAsia="en-US"/>
+        </w:rPr>
+      </w:pPr>
+      <w:bookmarkStart w:id="4" w:name="_Hlk224809853"/>
+      <w:r>
+        <w:rPr>
+          <w:rFonts w:ascii="Arial" w:eastAsia="Calibri" w:hAnsi="Arial" w:cs="Arial"/>
+          <w:lang w:val="es-CO" w:eastAsia="en-US"/>
+        </w:rPr>
+        <w:t>Respetado (a) peticionario (a)</w:t>
+      </w:r>
+      <w:r>
+        <w:t xml:space="preserve"> </w:t>
+      </w:r>
+      <w:bookmarkStart w:id="5" w:name="_Hlk224807370"/>
+      <w:r>
+        <w:rPr>
+          <w:rFonts w:ascii="Arial" w:eastAsia="Calibri" w:hAnsi="Arial" w:cs="Arial"/>
           <w:lang w:val="es-CO" w:eastAsia="en-US"/>
         </w:rPr>
         <w:t>{{</w:t>
@@ -597,95 +696,29 @@
       <w:r>
         <w:rPr>
           <w:rFonts w:ascii="Arial" w:eastAsia="Calibri" w:hAnsi="Arial" w:cs="Arial"/>
-          <w:b/>
-          <w:bCs/>
-          <w:noProof/>
-          <w:lang w:val="es-CO" w:eastAsia="en-US"/>
-        </w:rPr>
-        <w:t>cuenta_interna</w:t>
+          <w:lang w:val="es-CO" w:eastAsia="en-US"/>
+        </w:rPr>
+        <w:t>nombre_radicado</w:t>
       </w:r>
       <w:proofErr w:type="spellEnd"/>
       <w:r>
         <w:rPr>
           <w:rFonts w:ascii="Arial" w:eastAsia="Calibri" w:hAnsi="Arial" w:cs="Arial"/>
-          <w:b/>
-          <w:bCs/>
-          <w:noProof/>
           <w:lang w:val="es-CO" w:eastAsia="en-US"/>
         </w:rPr>
         <w:t>}}</w:t>
       </w:r>
-      <w:r>
-        <w:rPr>
-          <w:rFonts w:ascii="Arial" w:eastAsia="Calibri" w:hAnsi="Arial" w:cs="Arial"/>
-          <w:b/>
-          <w:bCs/>
-          <w:lang w:val="es-CO" w:eastAsia="en-US"/>
-        </w:rPr>
-        <w:fldChar w:fldCharType="end"/>
+      <w:bookmarkEnd w:id="5"/>
+      <w:r>
+        <w:rPr>
+          <w:rFonts w:ascii="Arial" w:eastAsia="Calibri" w:hAnsi="Arial" w:cs="Arial"/>
+          <w:lang w:val="es-CO" w:eastAsia="en-US"/>
+        </w:rPr>
+        <w:t>;</w:t>
       </w:r>
     </w:p>
-    <w:p>
-      <w:pPr>
-        <w:spacing w:line="259" w:lineRule="auto"/>
-        <w:ind w:left="4253"/>
-        <w:rPr>
-          <w:rFonts w:ascii="Arial" w:eastAsia="Calibri" w:hAnsi="Arial" w:cs="Arial"/>
-          <w:b/>
-          <w:bCs/>
-          <w:lang w:val="es-CO" w:eastAsia="en-US"/>
-        </w:rPr>
-      </w:pPr>
-    </w:p>
-    <w:p>
-      <w:pPr>
-        <w:spacing w:line="259" w:lineRule="auto"/>
-        <w:rPr>
-          <w:rFonts w:ascii="Arial" w:eastAsia="Calibri" w:hAnsi="Arial" w:cs="Arial"/>
-          <w:lang w:val="es-CO" w:eastAsia="en-US"/>
-        </w:rPr>
-      </w:pPr>
-      <w:r>
-        <w:rPr>
-          <w:rFonts w:ascii="Arial" w:eastAsia="Calibri" w:hAnsi="Arial" w:cs="Arial"/>
-          <w:lang w:val="es-CO" w:eastAsia="en-US"/>
-        </w:rPr>
-        <w:t>Respetado (a) peticionario (a)</w:t>
-      </w:r>
-      <w:r>
-        <w:t xml:space="preserve"> </w:t>
-      </w:r>
-      <w:r>
-        <w:rPr>
-          <w:rFonts w:ascii="Arial" w:eastAsia="Calibri" w:hAnsi="Arial" w:cs="Arial"/>
-          <w:lang w:val="es-CO" w:eastAsia="en-US"/>
-        </w:rPr>
-        <w:t>{{</w:t>
-      </w:r>
-      <w:proofErr w:type="spellStart"/>
-      <w:r>
-        <w:rPr>
-          <w:rFonts w:ascii="Arial" w:eastAsia="Calibri" w:hAnsi="Arial" w:cs="Arial"/>
-          <w:lang w:val="es-CO" w:eastAsia="en-US"/>
-        </w:rPr>
-        <w:t>nombre_radicado</w:t>
-      </w:r>
-      <w:proofErr w:type="spellEnd"/>
-      <w:r>
-        <w:rPr>
-          <w:rFonts w:ascii="Arial" w:eastAsia="Calibri" w:hAnsi="Arial" w:cs="Arial"/>
-          <w:lang w:val="es-CO" w:eastAsia="en-US"/>
-        </w:rPr>
-        <w:t>}}</w:t>
-      </w:r>
-      <w:r>
-        <w:rPr>
-          <w:rFonts w:ascii="Arial" w:eastAsia="Calibri" w:hAnsi="Arial" w:cs="Arial"/>
-          <w:lang w:val="es-CO" w:eastAsia="en-US"/>
-        </w:rPr>
-        <w:t>;</w:t>
-      </w:r>
-    </w:p>
+    <w:bookmarkEnd w:id="1"/>
+    <w:bookmarkEnd w:id="4"/>
     <w:p>
       <w:pPr>
         <w:spacing w:line="259" w:lineRule="auto"/>
@@ -722,6 +755,13 @@
         <w:rPr>
           <w:rFonts w:ascii="Arial" w:hAnsi="Arial" w:cs="Arial"/>
         </w:rPr>
+        <w:t xml:space="preserve"> </w:t>
+      </w:r>
+      <w:bookmarkStart w:id="6" w:name="_Hlk224806325"/>
+      <w:r>
+        <w:rPr>
+          <w:rFonts w:ascii="Arial" w:hAnsi="Arial" w:cs="Arial"/>
+        </w:rPr>
         <w:t>{{</w:t>
       </w:r>
       <w:proofErr w:type="spellStart"/>
@@ -738,6 +778,7 @@
         </w:rPr>
         <w:t>}}</w:t>
       </w:r>
+      <w:bookmarkEnd w:id="6"/>
       <w:r>
         <w:rPr>
           <w:rFonts w:ascii="Arial" w:hAnsi="Arial" w:cs="Arial"/>
@@ -1057,7 +1098,6 @@
         </w:rPr>
         <w:t>{{</w:t>
       </w:r>
-      <w:proofErr w:type="spellStart"/>
       <w:r>
         <w:rPr>
           <w:rFonts w:ascii="Arial" w:eastAsiaTheme="minorHAnsi" w:hAnsi="Arial" w:cs="Arial"/>
@@ -1082,8 +1122,6 @@
         </w:rPr>
         <w:t>_</w:t>
       </w:r>
-      <w:bookmarkStart w:id="0" w:name="_GoBack"/>
-      <w:bookmarkEnd w:id="0"/>
       <w:r>
         <w:rPr>
           <w:rFonts w:ascii="Arial" w:eastAsiaTheme="minorHAnsi" w:hAnsi="Arial" w:cs="Arial"/>
@@ -1092,7 +1130,6 @@
         </w:rPr>
         <w:t>contrato</w:t>
       </w:r>
-      <w:proofErr w:type="spellEnd"/>
       <w:r>
         <w:rPr>
           <w:rFonts w:ascii="Arial" w:eastAsiaTheme="minorHAnsi" w:hAnsi="Arial" w:cs="Arial"/>
@@ -1114,6 +1151,7 @@
         </w:rPr>
         <w:t xml:space="preserve">, por lo tanto, a partir del próximo periodo, la facturación llegará a nombre de </w:t>
       </w:r>
+      <w:bookmarkStart w:id="7" w:name="_Hlk224808296"/>
       <w:r>
         <w:rPr>
           <w:rFonts w:ascii="Arial" w:eastAsiaTheme="minorHAnsi" w:hAnsi="Arial" w:cs="Arial"/>
@@ -1173,6 +1211,7 @@
         </w:rPr>
         <w:fldChar w:fldCharType="end"/>
       </w:r>
+      <w:bookmarkEnd w:id="7"/>
       <w:r>
         <w:rPr>
           <w:rFonts w:ascii="Arial" w:eastAsiaTheme="minorHAnsi" w:hAnsi="Arial" w:cs="Arial"/>
@@ -1493,10 +1532,10 @@
           <w:lang w:val="es-CO" w:eastAsia="es-CO"/>
         </w:rPr>
       </w:pPr>
-      <w:bookmarkStart w:id="1" w:name="_Hlk124083949"/>
-      <w:bookmarkStart w:id="2" w:name="_Hlk117529920"/>
-      <w:bookmarkStart w:id="3" w:name="_Hlk108018288"/>
-      <w:bookmarkStart w:id="4" w:name="_Hlk101462265"/>
+      <w:bookmarkStart w:id="8" w:name="_Hlk124083949"/>
+      <w:bookmarkStart w:id="9" w:name="_Hlk117529920"/>
+      <w:bookmarkStart w:id="10" w:name="_Hlk108018288"/>
+      <w:bookmarkStart w:id="11" w:name="_Hlk101462265"/>
     </w:p>
     <w:p>
       <w:pPr>
@@ -1513,17 +1552,17 @@
         </w:rPr>
         <w:t xml:space="preserve">RESOLVER </w:t>
       </w:r>
-      <w:bookmarkStart w:id="5" w:name="_Hlk125988342"/>
+      <w:bookmarkStart w:id="12" w:name="_Hlk125988342"/>
       <w:r>
         <w:rPr>
           <w:rFonts w:ascii="Arial" w:hAnsi="Arial" w:cs="Arial"/>
         </w:rPr>
         <w:t>cada una de las inquietudes presentadas, de acuerdo con lo expuesto en la parte motiva del presente acto administrativo.</w:t>
       </w:r>
-      <w:bookmarkEnd w:id="1"/>
-      <w:bookmarkEnd w:id="5"/>
+      <w:bookmarkEnd w:id="8"/>
+      <w:bookmarkEnd w:id="12"/>
     </w:p>
-    <w:bookmarkEnd w:id="2"/>
+    <w:bookmarkEnd w:id="9"/>
     <w:p>
       <w:pPr>
         <w:jc w:val="both"/>
@@ -1545,10 +1584,12 @@
           <w:lang w:val="es-CO" w:eastAsia="en-US"/>
         </w:rPr>
       </w:pPr>
-      <w:bookmarkStart w:id="6" w:name="_Hlk170132818"/>
-      <w:bookmarkStart w:id="7" w:name="_Hlk106184349"/>
-      <w:bookmarkEnd w:id="3"/>
-      <w:bookmarkEnd w:id="4"/>
+      <w:bookmarkStart w:id="13" w:name="_Hlk170132818"/>
+      <w:bookmarkStart w:id="14" w:name="_Hlk106184349"/>
+      <w:bookmarkStart w:id="15" w:name="_Hlk224810475"/>
+      <w:bookmarkStart w:id="16" w:name="_GoBack"/>
+      <w:bookmarkEnd w:id="10"/>
+      <w:bookmarkEnd w:id="11"/>
       <w:r>
         <w:rPr>
           <w:rFonts w:ascii="Arial" w:eastAsia="Calibri" w:hAnsi="Arial" w:cs="Arial"/>
@@ -1564,6 +1605,7 @@
         </w:rPr>
         <w:t xml:space="preserve">el contenido del presente Acto Administrativo, de acuerdo con los lineamientos legales establecidos en los artículos 56 y 57 del Código de Procedimiento Administrativo y de lo Contencioso Administrativo, enviando para tal efecto copia del presente acto administrativo al peticionario </w:t>
       </w:r>
+      <w:bookmarkStart w:id="17" w:name="_Hlk224806918"/>
       <w:r>
         <w:rPr>
           <w:rFonts w:ascii="Arial" w:eastAsia="Calibri" w:hAnsi="Arial" w:cs="Arial"/>
@@ -1587,12 +1629,13 @@
         </w:rPr>
         <w:t>}}</w:t>
       </w:r>
-      <w:r>
-        <w:rPr>
-          <w:rFonts w:ascii="Arial" w:eastAsia="Calibri" w:hAnsi="Arial" w:cs="Arial"/>
-          <w:lang w:val="es-CO" w:eastAsia="en-US"/>
-        </w:rPr>
-        <w:t xml:space="preserve"> al correo electrónico </w:t>
+      <w:bookmarkEnd w:id="17"/>
+      <w:r>
+        <w:rPr>
+          <w:rFonts w:ascii="Arial" w:eastAsia="Calibri" w:hAnsi="Arial" w:cs="Arial"/>
+          <w:lang w:val="es-CO" w:eastAsia="en-US"/>
+        </w:rPr>
+        <w:t xml:space="preserve"> al correo electrónico</w:t>
       </w:r>
       <w:r>
         <w:rPr>
@@ -1601,6 +1644,61 @@
           <w:bCs/>
           <w:lang w:val="es-CO" w:eastAsia="en-US"/>
         </w:rPr>
+        <w:t xml:space="preserve"> {{correo}}</w:t>
+      </w:r>
+      <w:r>
+        <w:rPr>
+          <w:rFonts w:ascii="Arial" w:eastAsia="Calibri" w:hAnsi="Arial" w:cs="Arial"/>
+          <w:lang w:val="es-CO" w:eastAsia="en-US"/>
+        </w:rPr>
+        <w:t xml:space="preserve">; en caso de presentar fallo en la entrega del correo electrónico y acorde con los lineamientos legales establecidos en los artículos 67, 68 y 69 del Código de Procedimiento Administrativo y de lo Contencioso Administrativo enviar CITACION para notificación personal al peticionario </w:t>
+      </w:r>
+      <w:r>
+        <w:rPr>
+          <w:rFonts w:ascii="Arial" w:eastAsia="Calibri" w:hAnsi="Arial" w:cs="Arial"/>
+          <w:lang w:val="es-CO" w:eastAsia="en-US"/>
+        </w:rPr>
+        <w:t>{{</w:t>
+      </w:r>
+      <w:proofErr w:type="spellStart"/>
+      <w:r>
+        <w:rPr>
+          <w:rFonts w:ascii="Arial" w:eastAsia="Calibri" w:hAnsi="Arial" w:cs="Arial"/>
+          <w:lang w:val="es-CO" w:eastAsia="en-US"/>
+        </w:rPr>
+        <w:t>nombre_radicado</w:t>
+      </w:r>
+      <w:proofErr w:type="spellEnd"/>
+      <w:r>
+        <w:rPr>
+          <w:rFonts w:ascii="Arial" w:eastAsia="Calibri" w:hAnsi="Arial" w:cs="Arial"/>
+          <w:lang w:val="es-CO" w:eastAsia="en-US"/>
+        </w:rPr>
+        <w:t>}}</w:t>
+      </w:r>
+      <w:r>
+        <w:rPr>
+          <w:rFonts w:ascii="Arial" w:eastAsia="Calibri" w:hAnsi="Arial" w:cs="Arial"/>
+          <w:b/>
+          <w:bCs/>
+          <w:lang w:val="es-CO" w:eastAsia="en-US"/>
+        </w:rPr>
+        <w:t xml:space="preserve"> </w:t>
+      </w:r>
+      <w:r>
+        <w:rPr>
+          <w:rFonts w:ascii="Arial" w:eastAsia="Calibri" w:hAnsi="Arial" w:cs="Arial"/>
+          <w:lang w:val="es-CO" w:eastAsia="en-US"/>
+        </w:rPr>
+        <w:t xml:space="preserve">a la dirección </w:t>
+      </w:r>
+      <w:r>
+        <w:rPr>
+          <w:rFonts w:ascii="Arial" w:eastAsia="Calibri" w:hAnsi="Arial" w:cs="Arial"/>
+          <w:b/>
+          <w:bCs/>
+          <w:lang w:val="es-CO" w:eastAsia="en-US"/>
+        </w:rPr>
         <w:fldChar w:fldCharType="begin"/>
       </w:r>
       <w:r>
@@ -1610,7 +1708,7 @@
           <w:bCs/>
           <w:lang w:val="es-CO" w:eastAsia="en-US"/>
         </w:rPr>
-        <w:instrText xml:space="preserve"> MERGEFIELD correo </w:instrText>
+        <w:instrText xml:space="preserve"> MERGEFIELD direccion </w:instrText>
       </w:r>
       <w:r>
         <w:rPr>
@@ -1629,89 +1727,7 @@
           <w:noProof/>
           <w:lang w:val="es-CO" w:eastAsia="en-US"/>
         </w:rPr>
-        <w:t>«correo»</w:t>
-      </w:r>
-      <w:r>
-        <w:rPr>
-          <w:rFonts w:ascii="Arial" w:eastAsia="Calibri" w:hAnsi="Arial" w:cs="Arial"/>
-          <w:b/>
-          <w:bCs/>
-          <w:lang w:val="es-CO" w:eastAsia="en-US"/>
-        </w:rPr>
-        <w:fldChar w:fldCharType="end"/>
-      </w:r>
-      <w:r>
-        <w:rPr>
-          <w:rFonts w:ascii="Arial" w:eastAsia="Calibri" w:hAnsi="Arial" w:cs="Arial"/>
-          <w:lang w:val="es-CO" w:eastAsia="en-US"/>
-        </w:rPr>
-        <w:t xml:space="preserve">; en caso de presentar fallo en la entrega del correo electrónico y acorde con los lineamientos legales establecidos en los artículos 67, 68 y 69 del Código de Procedimiento Administrativo y de lo Contencioso Administrativo enviar CITACION para notificación personal al peticionario </w:t>
-      </w:r>
-      <w:r>
-        <w:rPr>
-          <w:rFonts w:ascii="Arial" w:eastAsia="Calibri" w:hAnsi="Arial" w:cs="Arial"/>
-          <w:lang w:val="es-CO" w:eastAsia="en-US"/>
-        </w:rPr>
         <w:t>{{</w:t>
-      </w:r>
-      <w:proofErr w:type="spellStart"/>
-      <w:r>
-        <w:rPr>
-          <w:rFonts w:ascii="Arial" w:eastAsia="Calibri" w:hAnsi="Arial" w:cs="Arial"/>
-          <w:lang w:val="es-CO" w:eastAsia="en-US"/>
-        </w:rPr>
-        <w:t>nombre_radicado</w:t>
-      </w:r>
-      <w:proofErr w:type="spellEnd"/>
-      <w:r>
-        <w:rPr>
-          <w:rFonts w:ascii="Arial" w:eastAsia="Calibri" w:hAnsi="Arial" w:cs="Arial"/>
-          <w:lang w:val="es-CO" w:eastAsia="en-US"/>
-        </w:rPr>
-        <w:t>}}</w:t>
-      </w:r>
-      <w:r>
-        <w:rPr>
-          <w:rFonts w:ascii="Arial" w:eastAsia="Calibri" w:hAnsi="Arial" w:cs="Arial"/>
-          <w:b/>
-          <w:bCs/>
-          <w:lang w:val="es-CO" w:eastAsia="en-US"/>
-        </w:rPr>
-        <w:t xml:space="preserve"> </w:t>
-      </w:r>
-      <w:r>
-        <w:rPr>
-          <w:rFonts w:ascii="Arial" w:eastAsia="Calibri" w:hAnsi="Arial" w:cs="Arial"/>
-          <w:lang w:val="es-CO" w:eastAsia="en-US"/>
-        </w:rPr>
-        <w:t xml:space="preserve">a la dirección </w:t>
-      </w:r>
-      <w:r>
-        <w:rPr>
-          <w:rFonts w:ascii="Arial" w:eastAsia="Calibri" w:hAnsi="Arial" w:cs="Arial"/>
-          <w:b/>
-          <w:bCs/>
-          <w:lang w:val="es-CO" w:eastAsia="en-US"/>
-        </w:rPr>
-        <w:fldChar w:fldCharType="begin"/>
-      </w:r>
-      <w:r>
-        <w:rPr>
-          <w:rFonts w:ascii="Arial" w:eastAsia="Calibri" w:hAnsi="Arial" w:cs="Arial"/>
-          <w:b/>
-          <w:bCs/>
-          <w:lang w:val="es-CO" w:eastAsia="en-US"/>
-        </w:rPr>
-        <w:instrText xml:space="preserve"> MERGEFIELD direccion </w:instrText>
-      </w:r>
-      <w:r>
-        <w:rPr>
-          <w:rFonts w:ascii="Arial" w:eastAsia="Calibri" w:hAnsi="Arial" w:cs="Arial"/>
-          <w:b/>
-          <w:bCs/>
-          <w:lang w:val="es-CO" w:eastAsia="en-US"/>
-        </w:rPr>
-        <w:fldChar w:fldCharType="separate"/>
       </w:r>
       <w:r>
         <w:rPr>
@@ -1721,7 +1737,7 @@
           <w:noProof/>
           <w:lang w:val="es-CO" w:eastAsia="en-US"/>
         </w:rPr>
-        <w:t>{{</w:t>
+        <w:t>direccion</w:t>
       </w:r>
       <w:r>
         <w:rPr>
@@ -1731,16 +1747,6 @@
           <w:noProof/>
           <w:lang w:val="es-CO" w:eastAsia="en-US"/>
         </w:rPr>
-        <w:t>direccion</w:t>
-      </w:r>
-      <w:r>
-        <w:rPr>
-          <w:rFonts w:ascii="Arial" w:eastAsia="Calibri" w:hAnsi="Arial" w:cs="Arial"/>
-          <w:b/>
-          <w:bCs/>
-          <w:noProof/>
-          <w:lang w:val="es-CO" w:eastAsia="en-US"/>
-        </w:rPr>
         <w:t>}}</w:t>
       </w:r>
       <w:r>
@@ -1772,6 +1778,7 @@
       <w:r>
         <w:t xml:space="preserve"> </w:t>
       </w:r>
+      <w:bookmarkStart w:id="18" w:name="_Hlk224806951"/>
       <w:r>
         <w:rPr>
           <w:rFonts w:ascii="Arial" w:eastAsia="Calibri" w:hAnsi="Arial" w:cs="Arial"/>
@@ -1801,6 +1808,7 @@
         </w:rPr>
         <w:t>}}</w:t>
       </w:r>
+      <w:bookmarkEnd w:id="18"/>
       <w:r>
         <w:rPr>
           <w:rFonts w:ascii="Arial" w:eastAsia="Calibri" w:hAnsi="Arial" w:cs="Arial"/>
@@ -1809,6 +1817,8 @@
         <w:t>. En caso de no surtirse la notificación personal, procédase a la notificación por aviso, de conformidad con lo dispuesto en el artículo 69 de la Ley 1437 de 2011.</w:t>
       </w:r>
     </w:p>
+    <w:bookmarkEnd w:id="15"/>
+    <w:bookmarkEnd w:id="16"/>
     <w:p>
       <w:pPr>
         <w:suppressAutoHyphens/>
@@ -1908,7 +1918,25 @@
           <w:bCs/>
           <w:noProof/>
         </w:rPr>
-        <w:t>«direccion»</w:t>
+        <w:t>{{</w:t>
+      </w:r>
+      <w:r>
+        <w:rPr>
+          <w:rFonts w:ascii="Arial" w:hAnsi="Arial" w:cs="Arial"/>
+          <w:b/>
+          <w:bCs/>
+          <w:noProof/>
+        </w:rPr>
+        <w:t>direccion</w:t>
+      </w:r>
+      <w:r>
+        <w:rPr>
+          <w:rFonts w:ascii="Arial" w:hAnsi="Arial" w:cs="Arial"/>
+          <w:b/>
+          <w:bCs/>
+          <w:noProof/>
+        </w:rPr>
+        <w:t>}}</w:t>
       </w:r>
       <w:r>
         <w:rPr>
@@ -1939,7 +1967,6 @@
         </w:rPr>
         <w:t>{{</w:t>
       </w:r>
-      <w:proofErr w:type="spellStart"/>
       <w:r>
         <w:rPr>
           <w:rFonts w:ascii="Arial" w:hAnsi="Arial" w:cs="Arial"/>
@@ -1973,7 +2000,6 @@
         </w:rPr>
         <w:t>telefono</w:t>
       </w:r>
-      <w:proofErr w:type="spellEnd"/>
       <w:r>
         <w:rPr>
           <w:rFonts w:ascii="Arial" w:hAnsi="Arial" w:cs="Arial"/>
@@ -1997,8 +2023,8 @@
         </w:rPr>
         <w:t xml:space="preserve"> . En caso de no surtirse la notificación personal, procédase a la notificación por aviso, de conformidad con lo dispuesto en el artículo 69 de la Ley 1437 de 2011.</w:t>
       </w:r>
-      <w:bookmarkEnd w:id="6"/>
-      <w:bookmarkEnd w:id="7"/>
+      <w:bookmarkEnd w:id="13"/>
+      <w:bookmarkEnd w:id="14"/>
     </w:p>
     <w:p>
       <w:pPr>
@@ -2836,21 +2862,21 @@
         <v:path o:extrusionok="f" gradientshapeok="t" o:connecttype="rect"/>
         <o:lock v:ext="edit" aspectratio="t"/>
       </v:shapetype>
-      <v:shape id="_x0000_i1164" type="#_x0000_t75" style="width:12.75pt;height:12.75pt" o:bullet="t">
+      <v:shape id="_x0000_i1471" type="#_x0000_t75" style="width:12.75pt;height:12.75pt" o:bullet="t">
         <v:imagedata r:id="rId1" o:title="mso2D3D"/>
       </v:shape>
     </w:pict>
   </w:numPicBullet>
   <w:numPicBullet w:numPicBulletId="1">
     <w:pict>
-      <v:shape id="_x0000_i1165" type="#_x0000_t75" style="width:12.75pt;height:12.75pt" o:bullet="t">
+      <v:shape id="_x0000_i1472" type="#_x0000_t75" style="width:12.75pt;height:12.75pt" o:bullet="t">
         <v:imagedata r:id="rId2" o:title="msoCA65"/>
       </v:shape>
     </w:pict>
   </w:numPicBullet>
   <w:numPicBullet w:numPicBulletId="2">
     <w:pict>
-      <v:shape id="_x0000_i1166" type="#_x0000_t75" style="width:69pt;height:54pt" o:bullet="t">
+      <v:shape id="_x0000_i1473" type="#_x0000_t75" style="width:69pt;height:54pt" o:bullet="t">
         <v:imagedata r:id="rId3" o:title="clip_image002"/>
       </v:shape>
     </w:pict>
@@ -9442,7 +9468,7 @@
 </file>
 
 <file path=customXml/itemProps1.xml><?xml version="1.0" encoding="utf-8"?>
-<ds:datastoreItem xmlns:ds="http://schemas.openxmlformats.org/officeDocument/2006/customXml" ds:itemID="{366ADECC-B6F2-418B-989C-C8816E1F1710}">
+<ds:datastoreItem xmlns:ds="http://schemas.openxmlformats.org/officeDocument/2006/customXml" ds:itemID="{0BA566B9-79F5-470A-B620-E1CE691E1E97}">
   <ds:schemaRefs>
     <ds:schemaRef ds:uri="http://schemas.openxmlformats.org/officeDocument/2006/bibliography"/>
   </ds:schemaRefs>

--- a/Formatos_Cruce/cambio de nombre efectivo.docx
+++ b/Formatos_Cruce/cambio de nombre efectivo.docx
@@ -287,7 +287,7 @@
           <w:noProof/>
           <w:lang w:val="es-CO" w:eastAsia="en-US"/>
         </w:rPr>
-        <w:t>ENTRADA</w:t>
+        <w:t>entrada</w:t>
       </w:r>
       <w:r>
         <w:rPr>
@@ -352,23 +352,7 @@
           <w:noProof/>
           <w:lang w:val="es-CO" w:eastAsia="en-US"/>
         </w:rPr>
-        <w:t>{{</w:t>
-      </w:r>
-      <w:r>
-        <w:rPr>
-          <w:rFonts w:ascii="Arial" w:eastAsia="Calibri" w:hAnsi="Arial" w:cs="Arial"/>
-          <w:noProof/>
-          <w:lang w:val="es-CO" w:eastAsia="en-US"/>
-        </w:rPr>
-        <w:t>fecha_de_radicado</w:t>
-      </w:r>
-      <w:r>
-        <w:rPr>
-          <w:rFonts w:ascii="Arial" w:eastAsia="Calibri" w:hAnsi="Arial" w:cs="Arial"/>
-          <w:noProof/>
-          <w:lang w:val="es-CO" w:eastAsia="en-US"/>
-        </w:rPr>
-        <w:t>}}</w:t>
+        <w:t>{{fecha_de_radicado}}</w:t>
       </w:r>
       <w:r>
         <w:rPr>
@@ -757,7 +741,7 @@
         </w:rPr>
         <w:t xml:space="preserve"> </w:t>
       </w:r>
-      <w:bookmarkStart w:id="6" w:name="_Hlk224806325"/>
+      <w:bookmarkStart w:id="6" w:name="_GoBack"/>
       <w:r>
         <w:rPr>
           <w:rFonts w:ascii="Arial" w:hAnsi="Arial" w:cs="Arial"/>
@@ -1584,10 +1568,9 @@
           <w:lang w:val="es-CO" w:eastAsia="en-US"/>
         </w:rPr>
       </w:pPr>
-      <w:bookmarkStart w:id="13" w:name="_Hlk170132818"/>
-      <w:bookmarkStart w:id="14" w:name="_Hlk106184349"/>
-      <w:bookmarkStart w:id="15" w:name="_Hlk224810475"/>
-      <w:bookmarkStart w:id="16" w:name="_GoBack"/>
+      <w:bookmarkStart w:id="13" w:name="_Hlk224810475"/>
+      <w:bookmarkStart w:id="14" w:name="_Hlk170132818"/>
+      <w:bookmarkStart w:id="15" w:name="_Hlk106184349"/>
       <w:bookmarkEnd w:id="10"/>
       <w:bookmarkEnd w:id="11"/>
       <w:r>
@@ -1605,7 +1588,7 @@
         </w:rPr>
         <w:t xml:space="preserve">el contenido del presente Acto Administrativo, de acuerdo con los lineamientos legales establecidos en los artículos 56 y 57 del Código de Procedimiento Administrativo y de lo Contencioso Administrativo, enviando para tal efecto copia del presente acto administrativo al peticionario </w:t>
       </w:r>
-      <w:bookmarkStart w:id="17" w:name="_Hlk224806918"/>
+      <w:bookmarkStart w:id="16" w:name="_Hlk224806918"/>
       <w:r>
         <w:rPr>
           <w:rFonts w:ascii="Arial" w:eastAsia="Calibri" w:hAnsi="Arial" w:cs="Arial"/>
@@ -1629,7 +1612,7 @@
         </w:rPr>
         <w:t>}}</w:t>
       </w:r>
-      <w:bookmarkEnd w:id="17"/>
+      <w:bookmarkEnd w:id="16"/>
       <w:r>
         <w:rPr>
           <w:rFonts w:ascii="Arial" w:eastAsia="Calibri" w:hAnsi="Arial" w:cs="Arial"/>
@@ -1778,7 +1761,7 @@
       <w:r>
         <w:t xml:space="preserve"> </w:t>
       </w:r>
-      <w:bookmarkStart w:id="18" w:name="_Hlk224806951"/>
+      <w:bookmarkStart w:id="17" w:name="_Hlk224806951"/>
       <w:r>
         <w:rPr>
           <w:rFonts w:ascii="Arial" w:eastAsia="Calibri" w:hAnsi="Arial" w:cs="Arial"/>
@@ -1808,7 +1791,7 @@
         </w:rPr>
         <w:t>}}</w:t>
       </w:r>
-      <w:bookmarkEnd w:id="18"/>
+      <w:bookmarkEnd w:id="17"/>
       <w:r>
         <w:rPr>
           <w:rFonts w:ascii="Arial" w:eastAsia="Calibri" w:hAnsi="Arial" w:cs="Arial"/>
@@ -1817,8 +1800,7 @@
         <w:t>. En caso de no surtirse la notificación personal, procédase a la notificación por aviso, de conformidad con lo dispuesto en el artículo 69 de la Ley 1437 de 2011.</w:t>
       </w:r>
     </w:p>
-    <w:bookmarkEnd w:id="15"/>
-    <w:bookmarkEnd w:id="16"/>
+    <w:bookmarkEnd w:id="13"/>
     <w:p>
       <w:pPr>
         <w:suppressAutoHyphens/>
@@ -2023,8 +2005,8 @@
         </w:rPr>
         <w:t xml:space="preserve"> . En caso de no surtirse la notificación personal, procédase a la notificación por aviso, de conformidad con lo dispuesto en el artículo 69 de la Ley 1437 de 2011.</w:t>
       </w:r>
-      <w:bookmarkEnd w:id="13"/>
       <w:bookmarkEnd w:id="14"/>
+      <w:bookmarkEnd w:id="15"/>
     </w:p>
     <w:p>
       <w:pPr>
@@ -2480,7 +2462,7 @@
             </wp:anchor>
           </w:drawing>
         </mc:Choice>
-        <mc:Fallback>
+        <mc:Fallback xmlns="">
           <w:pict>
             <v:shapetype w14:anchorId="37545B42" id="_x0000_t202" coordsize="21600,21600" o:spt="202" path="m,l,21600r21600,l21600,xe">
               <v:stroke joinstyle="miter"/>
@@ -2862,21 +2844,21 @@
         <v:path o:extrusionok="f" gradientshapeok="t" o:connecttype="rect"/>
         <o:lock v:ext="edit" aspectratio="t"/>
       </v:shapetype>
-      <v:shape id="_x0000_i1471" type="#_x0000_t75" style="width:12.75pt;height:12.75pt" o:bullet="t">
+      <v:shape id="_x0000_i1041" type="#_x0000_t75" style="width:12.75pt;height:12.75pt" o:bullet="t">
         <v:imagedata r:id="rId1" o:title="mso2D3D"/>
       </v:shape>
     </w:pict>
   </w:numPicBullet>
   <w:numPicBullet w:numPicBulletId="1">
     <w:pict>
-      <v:shape id="_x0000_i1472" type="#_x0000_t75" style="width:12.75pt;height:12.75pt" o:bullet="t">
+      <v:shape id="_x0000_i1042" type="#_x0000_t75" style="width:12.75pt;height:12.75pt" o:bullet="t">
         <v:imagedata r:id="rId2" o:title="msoCA65"/>
       </v:shape>
     </w:pict>
   </w:numPicBullet>
   <w:numPicBullet w:numPicBulletId="2">
     <w:pict>
-      <v:shape id="_x0000_i1473" type="#_x0000_t75" style="width:69pt;height:54pt" o:bullet="t">
+      <v:shape id="_x0000_i1043" type="#_x0000_t75" style="width:69pt;height:54pt" o:bullet="t">
         <v:imagedata r:id="rId3" o:title="clip_image002"/>
       </v:shape>
     </w:pict>
@@ -9468,7 +9450,7 @@
 </file>
 
 <file path=customXml/itemProps1.xml><?xml version="1.0" encoding="utf-8"?>
-<ds:datastoreItem xmlns:ds="http://schemas.openxmlformats.org/officeDocument/2006/customXml" ds:itemID="{0BA566B9-79F5-470A-B620-E1CE691E1E97}">
+<ds:datastoreItem xmlns:ds="http://schemas.openxmlformats.org/officeDocument/2006/customXml" ds:itemID="{1B1F353F-0CF4-418B-873F-E9B911882DF7}">
   <ds:schemaRefs>
     <ds:schemaRef ds:uri="http://schemas.openxmlformats.org/officeDocument/2006/bibliography"/>
   </ds:schemaRefs>
